--- a/downloads/handouts/Unit 02/Handout 02.14 - The Gilded Age Market Kit.docx
+++ b/downloads/handouts/Unit 02/Handout 02.14 - The Gilded Age Market Kit.docx
@@ -2192,7 +2192,7 @@
         <w:t xml:space="preserve"> </w:t>
       </w:r>
       <w:r>
-        <w:t xml:space="preserve">Real share prices moved in dollars, splits, dividends and reorganizations that would bury a seventh grader. These prices keep the real direction and roughly the real size of each move: the railroads lost about half their value in the 1870s and again in the 1890s; Standard Oil’s owners got richer, not poorer, when the trust was broken up in 1911, because the pieces were worth more than the whole; General Electric fell to about a fifth of its price in the Panic of 1893 and came back; RCA went from under $6 in 1921 to over $100 in 1929 (after a five for one split) and to under $3 in 1932; the whole market, measured by the Dow Jones average, peaked at 381 on September 3, 1929 and bottomed at 41 on July 8, 1932, 89 percent down. Say that to a class and every number on the board makes sense.</w:t>
+        <w:t xml:space="preserve">Real share prices moved in dollars, splits, dividends and reorganizations that would bury a seventh grader. These prices keep the real direction and roughly the real size of each move: the railroads lost about two fifths of their value in the 1870s and again in the 1890s; Standard Oil’s owners got richer, not poorer, when the trust was broken up in 1911, because the pieces were worth more than the whole; General Electric fell to about a fifth of its price in the Panic of 1893 and came back; RCA went from under $6 in 1921 to over $100 in 1929 (after a five for one split) and to under $3 in 1932; the whole market, measured by the Dow Jones average, peaked at 381 on September 3, 1929 and bottomed at 41 on July 8, 1932, 89 percent down. Say that to a class and every number on the board makes sense.</w:t>
       </w:r>
     </w:p>
     <w:p>
@@ -2258,7 +2258,7 @@
         <w:t xml:space="preserve"> </w:t>
       </w:r>
       <w:r>
-        <w:t xml:space="preserve">On September 18, 1873, the bank of Jay Cooke and Company, which had lent enormous sums to build a railroad across the northern plains, cannot pay what it owes and closes its doors. Other banks follow. The New York Stock Exchange shuts for ten days, the first time it has ever closed. Railroads that borrowed to lay track they did not need go broke, and the country falls into a depression that lasts to the end of the decade. Oil and gas keep selling, because people still need light.</w:t>
+        <w:t xml:space="preserve">On September 18, 1873, the bank of Jay Cooke and Company closes its doors. It had lent enormous sums to build a railroad across the northern plains, and it cannot pay what it owes. Other banks follow. The New York Stock Exchange shuts for ten days, the first time it has ever closed. Railroads that borrowed to lay track they did not need go broke. The country falls into a depression, a long stretch of hard times with few jobs, that lasts to the end of the decade. Oil and gas keep selling, because people still need light.</w:t>
       </w:r>
       <w:r>
         <w:t xml:space="preserve"> </w:t>
@@ -2284,7 +2284,7 @@
         <w:t xml:space="preserve"> </w:t>
       </w:r>
       <w:r>
-        <w:t xml:space="preserve">Standard Oil now refines about nine of every ten barrels of oil in the United States. This year its lawyers invented something new: the trust, a single board that secretly controls dozens of companies that look independent. Rivals are bought or driven out; railroads give Rockefeller secret rebates that no one else gets. On September 4, 1882, Thomas Edison’s Pearl Street station switched on the first electric lights in New York’s financial district, and Edison Electric Light joins the board today. The railroads have climbed back.</w:t>
+        <w:t xml:space="preserve">Standard Oil now refines about nine of every ten barrels of oil in the United States. This year its lawyers invented something new: the trust. A trust is a single board that secretly controls dozens of companies that look independent. Rivals are bought or driven out. Railroads give Rockefeller secret rebates, money paid back to him, that no one else gets. On September 4, 1882, Thomas Edison’s Pearl Street station switched on the first electric lights in New York’s financial district, and Edison Electric Light joins the board today. The railroads have climbed back.</w:t>
       </w:r>
       <w:r>
         <w:t xml:space="preserve"> </w:t>
@@ -2336,7 +2336,7 @@
         <w:t xml:space="preserve"> </w:t>
       </w:r>
       <w:r>
-        <w:t xml:space="preserve">J. P. Morgan buys Carnegie Steel from Andrew Carnegie and combines it with other steel makers into United States Steel, the first company in the world worth a billion dollars. Its shares go on sale today. Electric light is spreading city by city and General Electric has come all the way back. President Theodore Roosevelt, in office since September, says he will use the Sherman Act against the trusts, and everyone is asking whether Standard Oil is next. In 1904 a Quaker woman named Lizzie Magie will patent a board game called The Landlord’s Game to show people how monopolies grab everything; thirty years from now it will be sold as Monopoly.</w:t>
+        <w:t xml:space="preserve">J. P. Morgan buys Carnegie Steel from Andrew Carnegie and combines it with other steel makers into United States Steel, the first company in the world worth a billion dollars. Its shares go on sale today. Electric light is spreading city by city and General Electric has come all the way back. President Theodore Roosevelt, in office since September, says he will use the Sherman Act against the trusts, and everyone is asking whether Standard Oil is next. In 1904 a Quaker woman named Lizzie Magie will patent a board game called The Landlord’s Game. She made it to show people how monopolies grab everything. Thirty years from now it will be sold as Monopoly.</w:t>
       </w:r>
       <w:r>
         <w:t xml:space="preserve"> </w:t>
@@ -2362,7 +2362,7 @@
         <w:t xml:space="preserve"> </w:t>
       </w:r>
       <w:r>
-        <w:t xml:space="preserve">On May 15, 1911, the Supreme Court orders Standard Oil broken into thirty four separate companies. Its owners expected to be ruined; instead the pieces are worth more than the whole, and the biggest piece, Standard Oil of New Jersey, is what OIL means from today on. Henry Ford’s Model T, on sale since 1908, is turning the automobile from a rich man’s toy into a farmer’s tool, but Ford is a private company and you cannot buy a share of it; General Motors, founded in 1908, is the car stock you can buy. Ten years from now, in 1921, a new company called the Radio Corporation of America will sell stock for under $6 a share, and to keep the game moving it joins the board today.</w:t>
+        <w:t xml:space="preserve">On May 15, 1911, the Supreme Court orders Standard Oil broken into thirty four separate companies. Its owners expected to be ruined; instead the pieces are worth more than the whole, and the biggest piece, Standard Oil of New Jersey, is what OIL means from today on. Henry Ford’s Model T, on sale since 1908, is turning the automobile from a rich man’s toy into a farmer’s tool. But Ford is a private company and you cannot buy a share of it. General Motors, founded in 1908, is the car stock you can buy. Ten years from now, in 1921, a new company called the Radio Corporation of America will sell stock for under $6 a share. To keep the game moving, it joins the board today.</w:t>
       </w:r>
       <w:r>
         <w:t xml:space="preserve"> </w:t>
@@ -2388,7 +2388,7 @@
         <w:t xml:space="preserve"> </w:t>
       </w:r>
       <w:r>
-        <w:t xml:space="preserve">Radios are in ten million homes. Cars fill the roads. Electric lines reach small towns. Stock prices have roughly tripled in four years, and everyone from shoe shine boys to bankers is buying. Brokers lend money to buy stock: put ten percent down, borrow the rest, and the stock itself is the collateral. The margin line on your ledger opens today, and today only.</w:t>
+        <w:t xml:space="preserve">Radios are in ten million homes. Cars fill the roads. Electric lines reach small towns. Stock prices have roughly tripled in four years, and everyone from shoe shine boys to bankers is buying. Brokers lend money to buy stock: put ten percent down, borrow the rest, and the stock itself is the collateral, the thing the broker keeps if you cannot pay. The margin line on your ledger opens today, and today only.</w:t>
       </w:r>
       <w:r>
         <w:t xml:space="preserve"> </w:t>
@@ -2414,7 +2414,7 @@
         <w:t xml:space="preserve"> </w:t>
       </w:r>
       <w:r>
-        <w:t xml:space="preserve">On Thursday, October 24, the market falls so fast that the ticker cannot keep up. Bankers pool money to stop the fall and it works for two days. On Monday, October 28, the market loses nearly thirteen percent of its value, and on Tuesday the 29th nearly twelve percent more. Brokers call in their loans; investors who borrowed sell everything they own to pay, and their selling pushes prices lower still. Radio, the hottest stock of the decade, loses seven tenths of its value in weeks. Anyone with a margin loan pays it now, in cash or in shares.</w:t>
+        <w:t xml:space="preserve">On Thursday, October 24, the market falls so fast that the ticker cannot keep up. Bankers pool money to stop the fall and it works for two days. On Monday, October 28, the market loses nearly thirteen percent of its value, and on Tuesday the 29th nearly twelve percent more. Brokers call in their loans. Investors who borrowed sell everything they own to pay, and their selling pushes prices lower still. Radio, the hottest stock of the decade, loses seven tenths of its value in weeks. Anyone with a margin loan pays it now, in cash or in shares.</w:t>
       </w:r>
       <w:r>
         <w:t xml:space="preserve"> </w:t>
@@ -2440,7 +2440,7 @@
         <w:t xml:space="preserve"> </w:t>
       </w:r>
       <w:r>
-        <w:t xml:space="preserve">Prices have fallen for almost three years. On July 8, 1932, the Dow Jones average closes at 41, eighty nine percent below its 1929 peak. About one worker in four has no job; thousands of banks have failed, and the money in them is gone, because no insurance on bank deposits exists yet (the game’s bank survives; most did not). Nobody wants to buy stock. General Motors sells for what a good shirt costs.</w:t>
+        <w:t xml:space="preserve">Prices have fallen for almost three years. On July 8, 1932, the Dow Jones average closes at 41, eighty nine percent below its 1929 peak. About one worker in four has no job. Thousands of banks have failed, and the money in them is gone, because no insurance on bank deposits exists yet. (The game’s bank survives; most did not.) Nobody wants to buy stock. General Motors sells for what a good shirt costs.</w:t>
       </w:r>
       <w:r>
         <w:t xml:space="preserve"> </w:t>
@@ -2466,7 +2466,7 @@
         <w:t xml:space="preserve"> </w:t>
       </w:r>
       <w:r>
-        <w:t xml:space="preserve">The market did not come back to 1929 for twenty five years, but it climbed a long way from the bottom. In 1933 the government closed every bank for a week, reopened the sound ones and created deposit insurance, so a bank failure could never again take a family’s savings. In 1935 Parker Brothers began selling Monopoly, Lizzie Magie’s game with her warning sanded off. Post the closing prices, add up every ledger, and open the Investor Report.</w:t>
+        <w:t xml:space="preserve">The market did not come back to 1929 for twenty five years, but it climbed a long way from the bottom. In 1933 the government closed every bank for a week and reopened only the sound ones. It also created deposit insurance, so a bank failure could never again take a family’s savings. In 1935 Parker Brothers began selling Monopoly, Lizzie Magie’s game with her warning sanded off. Post the closing prices, add up every ledger, and open the Investor Report.</w:t>
       </w:r>
       <w:r>
         <w:t xml:space="preserve"> </w:t>
@@ -2567,7 +2567,7 @@
         <w:t xml:space="preserve"> </w:t>
       </w:r>
       <w:r>
-        <w:t xml:space="preserve">Refines kerosene for lamps and, later, gasoline for cars. Run by the most ruthless businessman in America, who buys or breaks every rival. Governments do not like monopolies. Risk: medium.</w:t>
+        <w:t xml:space="preserve">Refines kerosene for lamps and, later, gasoline for cars. Run by the toughest businessman in America, who buys or breaks every rival. Governments do not like monopolies. Risk: medium.</w:t>
       </w:r>
     </w:p>
     <w:p>
@@ -2652,7 +2652,7 @@
         <w:t xml:space="preserve"> </w:t>
       </w:r>
       <w:r>
-        <w:t xml:space="preserve">The newest thing in the world: music and news in every living room. Never paid a dividend. Its price is a bet on the future. Risk: very high.</w:t>
+        <w:t xml:space="preserve">The newest thing in the world: music and news in every living room. Never paid a dividend (a share of the profit paid to owners). Its price is a bet on the future. Risk: very high.</w:t>
       </w:r>
     </w:p>
     <w:p>
